--- a/lab1/docs/report.docx
+++ b/lab1/docs/report.docx
@@ -576,25 +576,620 @@
         </w:rPr>
       </w:pPr>
     </w:p>
-    <w:p>
-      <w:pPr>
-        <w:spacing w:line="480" w:lineRule="auto"/>
-        <w:rPr>
-          <w:rFonts w:ascii="Times New Roman" w:eastAsia="Times New Roman" w:hAnsi="Times New Roman" w:cs="Times New Roman"/>
-          <w:sz w:val="28"/>
-          <w:szCs w:val="28"/>
-        </w:rPr>
-      </w:pPr>
-      <w:r>
-        <w:rPr>
-          <w:rFonts w:ascii="Times New Roman" w:eastAsia="Times New Roman" w:hAnsi="Times New Roman" w:cs="Times New Roman"/>
+    <w:sdt>
+      <w:sdtPr>
+        <w:rPr>
+          <w:highlight w:val="yellow"/>
+        </w:rPr>
+        <w:id w:val="-93707480"/>
+        <w:docPartObj>
+          <w:docPartGallery w:val="Table of Contents"/>
+          <w:docPartUnique/>
+        </w:docPartObj>
+      </w:sdtPr>
+      <w:sdtEndPr>
+        <w:rPr>
+          <w:rFonts w:ascii="Calibri" w:eastAsia="Calibri" w:hAnsi="Calibri" w:cs="Calibri"/>
           <w:b/>
-          <w:sz w:val="36"/>
-          <w:szCs w:val="36"/>
-        </w:rPr>
+          <w:bCs/>
+          <w:color w:val="auto"/>
+          <w:sz w:val="22"/>
+          <w:szCs w:val="22"/>
+          <w:highlight w:val="none"/>
+        </w:rPr>
+      </w:sdtEndPr>
+      <w:sdtContent>
+        <w:p>
+          <w:pPr>
+            <w:pStyle w:val="aa"/>
+            <w:rPr>
+              <w:lang w:val="en-US"/>
+            </w:rPr>
+          </w:pPr>
+          <w:r>
+            <w:t>Содержание</w:t>
+          </w:r>
+        </w:p>
+        <w:p>
+          <w:pPr>
+            <w:pStyle w:val="10"/>
+            <w:tabs>
+              <w:tab w:val="right" w:leader="dot" w:pos="9344"/>
+            </w:tabs>
+            <w:rPr>
+              <w:noProof/>
+            </w:rPr>
+          </w:pPr>
+          <w:r>
+            <w:fldChar w:fldCharType="begin"/>
+          </w:r>
+          <w:r>
+            <w:instrText xml:space="preserve"> TOC \o "1-3" \h \z \u </w:instrText>
+          </w:r>
+          <w:r>
+            <w:fldChar w:fldCharType="separate"/>
+          </w:r>
+          <w:hyperlink w:anchor="_Toc225155537" w:history="1">
+            <w:r>
+              <w:rPr>
+                <w:rStyle w:val="a8"/>
+                <w:noProof/>
+              </w:rPr>
+              <w:t>Описание задания</w:t>
+            </w:r>
+            <w:r>
+              <w:rPr>
+                <w:noProof/>
+                <w:webHidden/>
+              </w:rPr>
+              <w:tab/>
+            </w:r>
+            <w:r>
+              <w:rPr>
+                <w:noProof/>
+                <w:webHidden/>
+              </w:rPr>
+              <w:fldChar w:fldCharType="begin"/>
+            </w:r>
+            <w:r>
+              <w:rPr>
+                <w:noProof/>
+                <w:webHidden/>
+              </w:rPr>
+              <w:instrText xml:space="preserve"> PAGEREF _Toc225155537 \h </w:instrText>
+            </w:r>
+            <w:r>
+              <w:rPr>
+                <w:noProof/>
+                <w:webHidden/>
+              </w:rPr>
+            </w:r>
+            <w:r>
+              <w:rPr>
+                <w:noProof/>
+                <w:webHidden/>
+              </w:rPr>
+              <w:fldChar w:fldCharType="separate"/>
+            </w:r>
+            <w:r>
+              <w:rPr>
+                <w:noProof/>
+                <w:webHidden/>
+              </w:rPr>
+              <w:t>3</w:t>
+            </w:r>
+            <w:r>
+              <w:rPr>
+                <w:noProof/>
+                <w:webHidden/>
+              </w:rPr>
+              <w:fldChar w:fldCharType="end"/>
+            </w:r>
+          </w:hyperlink>
+        </w:p>
+        <w:p>
+          <w:pPr>
+            <w:pStyle w:val="10"/>
+            <w:tabs>
+              <w:tab w:val="right" w:leader="dot" w:pos="9344"/>
+            </w:tabs>
+            <w:rPr>
+              <w:noProof/>
+            </w:rPr>
+          </w:pPr>
+          <w:hyperlink w:anchor="_Toc225155538" w:history="1">
+            <w:r>
+              <w:rPr>
+                <w:rStyle w:val="a8"/>
+                <w:noProof/>
+              </w:rPr>
+              <w:t>Выполнение</w:t>
+            </w:r>
+            <w:r>
+              <w:rPr>
+                <w:noProof/>
+                <w:webHidden/>
+              </w:rPr>
+              <w:tab/>
+            </w:r>
+            <w:r>
+              <w:rPr>
+                <w:noProof/>
+                <w:webHidden/>
+              </w:rPr>
+              <w:fldChar w:fldCharType="begin"/>
+            </w:r>
+            <w:r>
+              <w:rPr>
+                <w:noProof/>
+                <w:webHidden/>
+              </w:rPr>
+              <w:instrText xml:space="preserve"> PAGEREF _Toc225155538 \h </w:instrText>
+            </w:r>
+            <w:r>
+              <w:rPr>
+                <w:noProof/>
+                <w:webHidden/>
+              </w:rPr>
+            </w:r>
+            <w:r>
+              <w:rPr>
+                <w:noProof/>
+                <w:webHidden/>
+              </w:rPr>
+              <w:fldChar w:fldCharType="separate"/>
+            </w:r>
+            <w:r>
+              <w:rPr>
+                <w:noProof/>
+                <w:webHidden/>
+              </w:rPr>
+              <w:t>4</w:t>
+            </w:r>
+            <w:r>
+              <w:rPr>
+                <w:noProof/>
+                <w:webHidden/>
+              </w:rPr>
+              <w:fldChar w:fldCharType="end"/>
+            </w:r>
+          </w:hyperlink>
+        </w:p>
+        <w:p>
+          <w:pPr>
+            <w:pStyle w:val="10"/>
+            <w:tabs>
+              <w:tab w:val="right" w:leader="dot" w:pos="9344"/>
+            </w:tabs>
+            <w:rPr>
+              <w:noProof/>
+            </w:rPr>
+          </w:pPr>
+          <w:hyperlink w:anchor="_Toc225155539" w:history="1">
+            <w:r>
+              <w:rPr>
+                <w:rStyle w:val="a8"/>
+                <w:noProof/>
+              </w:rPr>
+              <w:t xml:space="preserve">Задание 1: </w:t>
+            </w:r>
+            <w:r>
+              <w:rPr>
+                <w:rStyle w:val="a8"/>
+                <w:i/>
+                <w:noProof/>
+              </w:rPr>
+              <w:t>arcsin(x)</w:t>
+            </w:r>
+            <w:r>
+              <w:rPr>
+                <w:noProof/>
+                <w:webHidden/>
+              </w:rPr>
+              <w:tab/>
+            </w:r>
+            <w:r>
+              <w:rPr>
+                <w:noProof/>
+                <w:webHidden/>
+              </w:rPr>
+              <w:fldChar w:fldCharType="begin"/>
+            </w:r>
+            <w:r>
+              <w:rPr>
+                <w:noProof/>
+                <w:webHidden/>
+              </w:rPr>
+              <w:instrText xml:space="preserve"> PAGEREF _Toc225155539 \h </w:instrText>
+            </w:r>
+            <w:r>
+              <w:rPr>
+                <w:noProof/>
+                <w:webHidden/>
+              </w:rPr>
+            </w:r>
+            <w:r>
+              <w:rPr>
+                <w:noProof/>
+                <w:webHidden/>
+              </w:rPr>
+              <w:fldChar w:fldCharType="separate"/>
+            </w:r>
+            <w:r>
+              <w:rPr>
+                <w:noProof/>
+                <w:webHidden/>
+              </w:rPr>
+              <w:t>5</w:t>
+            </w:r>
+            <w:r>
+              <w:rPr>
+                <w:noProof/>
+                <w:webHidden/>
+              </w:rPr>
+              <w:fldChar w:fldCharType="end"/>
+            </w:r>
+          </w:hyperlink>
+        </w:p>
+        <w:p>
+          <w:pPr>
+            <w:pStyle w:val="10"/>
+            <w:tabs>
+              <w:tab w:val="right" w:leader="dot" w:pos="9344"/>
+            </w:tabs>
+            <w:rPr>
+              <w:noProof/>
+            </w:rPr>
+          </w:pPr>
+          <w:hyperlink w:anchor="_Toc225155540" w:history="1">
+            <w:r>
+              <w:rPr>
+                <w:rStyle w:val="a8"/>
+                <w:b/>
+                <w:noProof/>
+              </w:rPr>
+              <w:t xml:space="preserve">Задание 2: </w:t>
+            </w:r>
+            <w:r>
+              <w:rPr>
+                <w:rStyle w:val="a8"/>
+                <w:noProof/>
+              </w:rPr>
+              <w:t>Блочная сортировка</w:t>
+            </w:r>
+            <w:r>
+              <w:rPr>
+                <w:noProof/>
+                <w:webHidden/>
+              </w:rPr>
+              <w:tab/>
+            </w:r>
+            <w:r>
+              <w:rPr>
+                <w:noProof/>
+                <w:webHidden/>
+              </w:rPr>
+              <w:fldChar w:fldCharType="begin"/>
+            </w:r>
+            <w:r>
+              <w:rPr>
+                <w:noProof/>
+                <w:webHidden/>
+              </w:rPr>
+              <w:instrText xml:space="preserve"> PAGEREF _Toc225155540 \h </w:instrText>
+            </w:r>
+            <w:r>
+              <w:rPr>
+                <w:noProof/>
+                <w:webHidden/>
+              </w:rPr>
+            </w:r>
+            <w:r>
+              <w:rPr>
+                <w:noProof/>
+                <w:webHidden/>
+              </w:rPr>
+              <w:fldChar w:fldCharType="separate"/>
+            </w:r>
+            <w:r>
+              <w:rPr>
+                <w:noProof/>
+                <w:webHidden/>
+              </w:rPr>
+              <w:t>9</w:t>
+            </w:r>
+            <w:r>
+              <w:rPr>
+                <w:noProof/>
+                <w:webHidden/>
+              </w:rPr>
+              <w:fldChar w:fldCharType="end"/>
+            </w:r>
+          </w:hyperlink>
+        </w:p>
+        <w:p>
+          <w:pPr>
+            <w:pStyle w:val="10"/>
+            <w:tabs>
+              <w:tab w:val="right" w:leader="dot" w:pos="9344"/>
+            </w:tabs>
+            <w:rPr>
+              <w:noProof/>
+            </w:rPr>
+          </w:pPr>
+          <w:hyperlink w:anchor="_Toc225155541" w:history="1">
+            <w:r>
+              <w:rPr>
+                <w:rStyle w:val="a8"/>
+                <w:b/>
+                <w:noProof/>
+              </w:rPr>
+              <w:t xml:space="preserve">Задание 3: </w:t>
+            </w:r>
+            <w:r>
+              <w:rPr>
+                <w:rStyle w:val="a8"/>
+                <w:noProof/>
+              </w:rPr>
+              <w:t>Описание предметной области</w:t>
+            </w:r>
+            <w:r>
+              <w:rPr>
+                <w:noProof/>
+                <w:webHidden/>
+              </w:rPr>
+              <w:tab/>
+            </w:r>
+            <w:r>
+              <w:rPr>
+                <w:noProof/>
+                <w:webHidden/>
+              </w:rPr>
+              <w:fldChar w:fldCharType="begin"/>
+            </w:r>
+            <w:r>
+              <w:rPr>
+                <w:noProof/>
+                <w:webHidden/>
+              </w:rPr>
+              <w:instrText xml:space="preserve"> PAGEREF _Toc225155541 \h </w:instrText>
+            </w:r>
+            <w:r>
+              <w:rPr>
+                <w:noProof/>
+                <w:webHidden/>
+              </w:rPr>
+            </w:r>
+            <w:r>
+              <w:rPr>
+                <w:noProof/>
+                <w:webHidden/>
+              </w:rPr>
+              <w:fldChar w:fldCharType="separate"/>
+            </w:r>
+            <w:r>
+              <w:rPr>
+                <w:noProof/>
+                <w:webHidden/>
+              </w:rPr>
+              <w:t>14</w:t>
+            </w:r>
+            <w:r>
+              <w:rPr>
+                <w:noProof/>
+                <w:webHidden/>
+              </w:rPr>
+              <w:fldChar w:fldCharType="end"/>
+            </w:r>
+          </w:hyperlink>
+        </w:p>
+        <w:p>
+          <w:pPr>
+            <w:pStyle w:val="10"/>
+            <w:tabs>
+              <w:tab w:val="right" w:leader="dot" w:pos="9344"/>
+            </w:tabs>
+            <w:rPr>
+              <w:noProof/>
+            </w:rPr>
+          </w:pPr>
+          <w:hyperlink w:anchor="_Toc225155542" w:history="1">
+            <w:r>
+              <w:rPr>
+                <w:rStyle w:val="a8"/>
+                <w:noProof/>
+              </w:rPr>
+              <w:t>Вывод</w:t>
+            </w:r>
+            <w:r>
+              <w:rPr>
+                <w:noProof/>
+                <w:webHidden/>
+              </w:rPr>
+              <w:tab/>
+            </w:r>
+            <w:r>
+              <w:rPr>
+                <w:noProof/>
+                <w:webHidden/>
+              </w:rPr>
+              <w:fldChar w:fldCharType="begin"/>
+            </w:r>
+            <w:r>
+              <w:rPr>
+                <w:noProof/>
+                <w:webHidden/>
+              </w:rPr>
+              <w:instrText xml:space="preserve"> PAGEREF _Toc225155542 \h </w:instrText>
+            </w:r>
+            <w:r>
+              <w:rPr>
+                <w:noProof/>
+                <w:webHidden/>
+              </w:rPr>
+            </w:r>
+            <w:r>
+              <w:rPr>
+                <w:noProof/>
+                <w:webHidden/>
+              </w:rPr>
+              <w:fldChar w:fldCharType="separate"/>
+            </w:r>
+            <w:r>
+              <w:rPr>
+                <w:noProof/>
+                <w:webHidden/>
+              </w:rPr>
+              <w:t>19</w:t>
+            </w:r>
+            <w:r>
+              <w:rPr>
+                <w:noProof/>
+                <w:webHidden/>
+              </w:rPr>
+              <w:fldChar w:fldCharType="end"/>
+            </w:r>
+          </w:hyperlink>
+        </w:p>
+        <w:p>
+          <w:r>
+            <w:rPr>
+              <w:b/>
+              <w:bCs/>
+            </w:rPr>
+            <w:fldChar w:fldCharType="end"/>
+          </w:r>
+        </w:p>
+      </w:sdtContent>
+    </w:sdt>
+    <w:p>
+      <w:pPr>
+        <w:pStyle w:val="1"/>
+      </w:pPr>
+    </w:p>
+    <w:p>
+      <w:pPr>
+        <w:pStyle w:val="1"/>
+        <w:rPr>
+          <w:lang w:val="en-US"/>
+        </w:rPr>
+      </w:pPr>
+    </w:p>
+    <w:p>
+      <w:pPr>
+        <w:pStyle w:val="1"/>
+        <w:rPr>
+          <w:lang w:val="en-US"/>
+        </w:rPr>
+      </w:pPr>
+    </w:p>
+    <w:p>
+      <w:pPr>
+        <w:pStyle w:val="1"/>
+        <w:rPr>
+          <w:lang w:val="en-US"/>
+        </w:rPr>
+      </w:pPr>
+    </w:p>
+    <w:p/>
+    <w:p>
+      <w:pPr>
+        <w:pStyle w:val="1"/>
+        <w:rPr>
+          <w:lang w:val="en-US"/>
+        </w:rPr>
+      </w:pPr>
+    </w:p>
+    <w:p>
+      <w:pPr>
+        <w:pStyle w:val="1"/>
+        <w:rPr>
+          <w:lang w:val="en-US"/>
+        </w:rPr>
+      </w:pPr>
+    </w:p>
+    <w:p>
+      <w:pPr>
+        <w:pStyle w:val="1"/>
+        <w:rPr>
+          <w:lang w:val="en-US"/>
+        </w:rPr>
+      </w:pPr>
+    </w:p>
+    <w:p>
+      <w:pPr>
+        <w:pStyle w:val="1"/>
+        <w:rPr>
+          <w:lang w:val="en-US"/>
+        </w:rPr>
+      </w:pPr>
+    </w:p>
+    <w:p>
+      <w:pPr>
+        <w:pStyle w:val="1"/>
+        <w:rPr>
+          <w:lang w:val="en-US"/>
+        </w:rPr>
+      </w:pPr>
+    </w:p>
+    <w:p>
+      <w:pPr>
+        <w:pStyle w:val="1"/>
+        <w:rPr>
+          <w:lang w:val="en-US"/>
+        </w:rPr>
+      </w:pPr>
+    </w:p>
+    <w:p>
+      <w:pPr>
+        <w:pStyle w:val="1"/>
+        <w:rPr>
+          <w:lang w:val="en-US"/>
+        </w:rPr>
+      </w:pPr>
+    </w:p>
+    <w:p>
+      <w:pPr>
+        <w:pStyle w:val="1"/>
+        <w:rPr>
+          <w:lang w:val="en-US"/>
+        </w:rPr>
+      </w:pPr>
+    </w:p>
+    <w:p>
+      <w:pPr>
+        <w:pStyle w:val="1"/>
+      </w:pPr>
+      <w:bookmarkStart w:id="0" w:name="_Toc225155537"/>
+    </w:p>
+    <w:p/>
+    <w:p/>
+    <w:p/>
+    <w:p>
+      <w:pPr>
+        <w:rPr>
+          <w:color w:val="2E75B5"/>
+          <w:sz w:val="32"/>
+          <w:szCs w:val="32"/>
+        </w:rPr>
+      </w:pPr>
+      <w:r>
+        <w:br w:type="page"/>
+      </w:r>
+    </w:p>
+    <w:p>
+      <w:pPr>
+        <w:pStyle w:val="1"/>
+        <w:rPr>
+          <w:sz w:val="28"/>
+          <w:szCs w:val="28"/>
+        </w:rPr>
+      </w:pPr>
+      <w:r>
         <w:lastRenderedPageBreak/>
         <w:t>Описание задания</w:t>
       </w:r>
+      <w:bookmarkEnd w:id="0"/>
     </w:p>
     <w:p>
       <w:pPr>
@@ -870,6 +1465,17 @@
     </w:p>
     <w:p>
       <w:pPr>
+        <w:pStyle w:val="1"/>
+      </w:pPr>
+      <w:bookmarkStart w:id="1" w:name="_Toc225155538"/>
+      <w:r>
+        <w:lastRenderedPageBreak/>
+        <w:t>Выполнение</w:t>
+      </w:r>
+      <w:bookmarkEnd w:id="1"/>
+    </w:p>
+    <w:p>
+      <w:pPr>
         <w:rPr>
           <w:rFonts w:ascii="Times New Roman" w:eastAsia="Times New Roman" w:hAnsi="Times New Roman" w:cs="Times New Roman"/>
           <w:b/>
@@ -881,38 +1487,18 @@
         <w:rPr>
           <w:rFonts w:ascii="Times New Roman" w:eastAsia="Times New Roman" w:hAnsi="Times New Roman" w:cs="Times New Roman"/>
           <w:b/>
-          <w:sz w:val="36"/>
-          <w:szCs w:val="36"/>
-        </w:rPr>
-        <w:lastRenderedPageBreak/>
-        <w:t>Выполнение</w:t>
-      </w:r>
-    </w:p>
-    <w:p>
-      <w:pPr>
+          <w:sz w:val="28"/>
+          <w:szCs w:val="28"/>
+        </w:rPr>
+        <w:t>Исходный код</w:t>
+      </w:r>
+      <w:r>
         <w:rPr>
           <w:rFonts w:ascii="Times New Roman" w:eastAsia="Times New Roman" w:hAnsi="Times New Roman" w:cs="Times New Roman"/>
           <w:b/>
           <w:sz w:val="36"/>
           <w:szCs w:val="36"/>
         </w:rPr>
-      </w:pPr>
-      <w:r>
-        <w:rPr>
-          <w:rFonts w:ascii="Times New Roman" w:eastAsia="Times New Roman" w:hAnsi="Times New Roman" w:cs="Times New Roman"/>
-          <w:b/>
-          <w:sz w:val="28"/>
-          <w:szCs w:val="28"/>
-        </w:rPr>
-        <w:t>Исходный код</w:t>
-      </w:r>
-      <w:r>
-        <w:rPr>
-          <w:rFonts w:ascii="Times New Roman" w:eastAsia="Times New Roman" w:hAnsi="Times New Roman" w:cs="Times New Roman"/>
-          <w:b/>
-          <w:sz w:val="36"/>
-          <w:szCs w:val="36"/>
-        </w:rPr>
         <w:t xml:space="preserve"> </w:t>
       </w:r>
     </w:p>
@@ -933,43 +1519,31 @@
     </w:p>
     <w:p>
       <w:pPr>
-        <w:rPr>
-          <w:rFonts w:ascii="Times New Roman" w:eastAsia="Times New Roman" w:hAnsi="Times New Roman" w:cs="Times New Roman"/>
+        <w:pStyle w:val="1"/>
+        <w:rPr>
           <w:i/>
-          <w:sz w:val="30"/>
-          <w:szCs w:val="30"/>
-        </w:rPr>
-      </w:pPr>
-      <w:r>
-        <w:rPr>
-          <w:rFonts w:ascii="Times New Roman" w:eastAsia="Times New Roman" w:hAnsi="Times New Roman" w:cs="Times New Roman"/>
-          <w:b/>
-          <w:sz w:val="30"/>
-          <w:szCs w:val="30"/>
-        </w:rPr>
+        </w:rPr>
+      </w:pPr>
+      <w:bookmarkStart w:id="2" w:name="_Toc225155539"/>
+      <w:r>
         <w:lastRenderedPageBreak/>
         <w:t xml:space="preserve">Задание 1: </w:t>
       </w:r>
       <w:proofErr w:type="spellStart"/>
       <w:r>
         <w:rPr>
-          <w:rFonts w:ascii="Times New Roman" w:eastAsia="Times New Roman" w:hAnsi="Times New Roman" w:cs="Times New Roman"/>
           <w:i/>
-          <w:sz w:val="30"/>
-          <w:szCs w:val="30"/>
         </w:rPr>
         <w:t>arcsin</w:t>
       </w:r>
       <w:proofErr w:type="spellEnd"/>
       <w:r>
         <w:rPr>
-          <w:rFonts w:ascii="Times New Roman" w:eastAsia="Times New Roman" w:hAnsi="Times New Roman" w:cs="Times New Roman"/>
           <w:i/>
-          <w:sz w:val="30"/>
-          <w:szCs w:val="30"/>
         </w:rPr>
         <w:t>(x)</w:t>
       </w:r>
+      <w:bookmarkEnd w:id="2"/>
     </w:p>
     <w:p>
       <w:pPr>
@@ -1483,7 +2057,6 @@
           <w:szCs w:val="28"/>
           <w:lang w:val="en-US"/>
         </w:rPr>
-        <w:lastRenderedPageBreak/>
         <w:t>Double.NaN</w:t>
       </w:r>
       <w:proofErr w:type="spellEnd"/>
@@ -1594,6 +2167,7 @@
           <w:szCs w:val="28"/>
           <w:lang w:val="en-US"/>
         </w:rPr>
+        <w:lastRenderedPageBreak/>
         <w:t>Double.POSITIVE_INFINITY</w:t>
       </w:r>
       <w:proofErr w:type="spellEnd"/>
@@ -3296,16 +3870,7 @@
           <w:sz w:val="28"/>
           <w:szCs w:val="28"/>
         </w:rPr>
-        <w:t xml:space="preserve">) и значения </w:t>
-      </w:r>
-      <w:r>
-        <w:rPr>
-          <w:rFonts w:ascii="Times New Roman" w:eastAsia="Times New Roman" w:hAnsi="Times New Roman" w:cs="Times New Roman"/>
-          <w:sz w:val="28"/>
-          <w:szCs w:val="28"/>
-        </w:rPr>
-        <w:lastRenderedPageBreak/>
-        <w:t>нашей функцией</w:t>
+        <w:t>) и значения нашей функцией</w:t>
       </w:r>
       <w:r>
         <w:rPr>
@@ -3342,6 +3907,7 @@
           <w:sz w:val="28"/>
           <w:szCs w:val="28"/>
         </w:rPr>
+        <w:lastRenderedPageBreak/>
         <w:t>Также буде</w:t>
       </w:r>
       <w:r>
@@ -3875,32 +4441,24 @@
     </w:p>
     <w:p>
       <w:pPr>
-        <w:rPr>
-          <w:rFonts w:ascii="Times New Roman" w:eastAsia="Times New Roman" w:hAnsi="Times New Roman" w:cs="Times New Roman"/>
-          <w:i/>
+        <w:pStyle w:val="1"/>
+        <w:rPr>
           <w:sz w:val="38"/>
           <w:szCs w:val="38"/>
         </w:rPr>
       </w:pPr>
-      <w:r>
-        <w:rPr>
-          <w:rFonts w:ascii="Times New Roman" w:eastAsia="Times New Roman" w:hAnsi="Times New Roman" w:cs="Times New Roman"/>
+      <w:bookmarkStart w:id="3" w:name="_Toc225155540"/>
+      <w:r>
+        <w:rPr>
           <w:b/>
-          <w:sz w:val="30"/>
-          <w:szCs w:val="30"/>
         </w:rPr>
         <w:lastRenderedPageBreak/>
         <w:t xml:space="preserve">Задание 2: </w:t>
       </w:r>
       <w:r>
-        <w:rPr>
-          <w:rFonts w:ascii="Times New Roman" w:eastAsia="Times New Roman" w:hAnsi="Times New Roman" w:cs="Times New Roman"/>
-          <w:i/>
-          <w:sz w:val="30"/>
-          <w:szCs w:val="30"/>
-        </w:rPr>
         <w:t>Блочная сортировка</w:t>
       </w:r>
+      <w:bookmarkEnd w:id="3"/>
     </w:p>
     <w:p>
       <w:pPr>
@@ -4534,8 +5092,27 @@
           <w:bCs/>
           <w:sz w:val="28"/>
           <w:szCs w:val="28"/>
-        </w:rPr>
-        <w:t>T6</w:t>
+          <w:lang w:val="en-US"/>
+        </w:rPr>
+        <w:t>T</w:t>
+      </w:r>
+      <w:r>
+        <w:rPr>
+          <w:rFonts w:ascii="Times New Roman" w:eastAsia="Times New Roman" w:hAnsi="Times New Roman" w:cs="Times New Roman"/>
+          <w:b/>
+          <w:bCs/>
+          <w:sz w:val="28"/>
+          <w:szCs w:val="28"/>
+        </w:rPr>
+        <w:t xml:space="preserve">6 </w:t>
+      </w:r>
+      <w:r>
+        <w:rPr>
+          <w:rFonts w:ascii="Times New Roman" w:eastAsia="Times New Roman" w:hAnsi="Times New Roman" w:cs="Times New Roman"/>
+          <w:sz w:val="28"/>
+          <w:szCs w:val="28"/>
+        </w:rPr>
+        <w:t>–</w:t>
       </w:r>
       <w:r>
         <w:rPr>
@@ -4551,51 +5128,7 @@
           <w:sz w:val="28"/>
           <w:szCs w:val="28"/>
         </w:rPr>
-        <w:t>-</w:t>
-      </w:r>
-      <w:r>
-        <w:rPr>
-          <w:rFonts w:ascii="Times New Roman" w:eastAsia="Times New Roman" w:hAnsi="Times New Roman" w:cs="Times New Roman"/>
-          <w:sz w:val="28"/>
-          <w:szCs w:val="28"/>
-        </w:rPr>
-        <w:t xml:space="preserve"> проверка случая </w:t>
-      </w:r>
-      <w:proofErr w:type="spellStart"/>
-      <w:r>
-        <w:rPr>
-          <w:rFonts w:ascii="Times New Roman" w:eastAsia="Times New Roman" w:hAnsi="Times New Roman" w:cs="Times New Roman"/>
-          <w:sz w:val="28"/>
-          <w:szCs w:val="28"/>
-        </w:rPr>
-        <w:t>maxD</w:t>
-      </w:r>
-      <w:proofErr w:type="spellEnd"/>
-      <w:r>
-        <w:rPr>
-          <w:rFonts w:ascii="Times New Roman" w:eastAsia="Times New Roman" w:hAnsi="Times New Roman" w:cs="Times New Roman"/>
-          <w:sz w:val="28"/>
-          <w:szCs w:val="28"/>
-        </w:rPr>
-        <w:t xml:space="preserve"> == </w:t>
-      </w:r>
-      <w:proofErr w:type="spellStart"/>
-      <w:r>
-        <w:rPr>
-          <w:rFonts w:ascii="Times New Roman" w:eastAsia="Times New Roman" w:hAnsi="Times New Roman" w:cs="Times New Roman"/>
-          <w:sz w:val="28"/>
-          <w:szCs w:val="28"/>
-        </w:rPr>
-        <w:t>minD</w:t>
-      </w:r>
-      <w:proofErr w:type="spellEnd"/>
-      <w:r>
-        <w:rPr>
-          <w:rFonts w:ascii="Times New Roman" w:eastAsia="Times New Roman" w:hAnsi="Times New Roman" w:cs="Times New Roman"/>
-          <w:sz w:val="28"/>
-          <w:szCs w:val="28"/>
-        </w:rPr>
-        <w:t xml:space="preserve"> </w:t>
+        <w:t>проверка на негативное значение</w:t>
       </w:r>
     </w:p>
     <w:p>
@@ -4618,7 +5151,17 @@
           <w:sz w:val="28"/>
           <w:szCs w:val="28"/>
         </w:rPr>
-        <w:t>T7</w:t>
+        <w:t>T</w:t>
+      </w:r>
+      <w:r>
+        <w:rPr>
+          <w:rFonts w:ascii="Times New Roman" w:eastAsia="Times New Roman" w:hAnsi="Times New Roman" w:cs="Times New Roman"/>
+          <w:b/>
+          <w:bCs/>
+          <w:sz w:val="28"/>
+          <w:szCs w:val="28"/>
+        </w:rPr>
+        <w:t>7</w:t>
       </w:r>
       <w:r>
         <w:rPr>
@@ -4642,7 +5185,43 @@
           <w:sz w:val="28"/>
           <w:szCs w:val="28"/>
         </w:rPr>
-        <w:t xml:space="preserve"> распределение элементов по ведрам </w:t>
+        <w:t xml:space="preserve"> проверка случая </w:t>
+      </w:r>
+      <w:proofErr w:type="spellStart"/>
+      <w:r>
+        <w:rPr>
+          <w:rFonts w:ascii="Times New Roman" w:eastAsia="Times New Roman" w:hAnsi="Times New Roman" w:cs="Times New Roman"/>
+          <w:sz w:val="28"/>
+          <w:szCs w:val="28"/>
+        </w:rPr>
+        <w:t>maxD</w:t>
+      </w:r>
+      <w:proofErr w:type="spellEnd"/>
+      <w:r>
+        <w:rPr>
+          <w:rFonts w:ascii="Times New Roman" w:eastAsia="Times New Roman" w:hAnsi="Times New Roman" w:cs="Times New Roman"/>
+          <w:sz w:val="28"/>
+          <w:szCs w:val="28"/>
+        </w:rPr>
+        <w:t xml:space="preserve"> == </w:t>
+      </w:r>
+      <w:proofErr w:type="spellStart"/>
+      <w:r>
+        <w:rPr>
+          <w:rFonts w:ascii="Times New Roman" w:eastAsia="Times New Roman" w:hAnsi="Times New Roman" w:cs="Times New Roman"/>
+          <w:sz w:val="28"/>
+          <w:szCs w:val="28"/>
+        </w:rPr>
+        <w:t>minD</w:t>
+      </w:r>
+      <w:proofErr w:type="spellEnd"/>
+      <w:r>
+        <w:rPr>
+          <w:rFonts w:ascii="Times New Roman" w:eastAsia="Times New Roman" w:hAnsi="Times New Roman" w:cs="Times New Roman"/>
+          <w:sz w:val="28"/>
+          <w:szCs w:val="28"/>
+        </w:rPr>
+        <w:t xml:space="preserve"> </w:t>
       </w:r>
     </w:p>
     <w:p>
@@ -4665,7 +5244,17 @@
           <w:sz w:val="28"/>
           <w:szCs w:val="28"/>
         </w:rPr>
-        <w:t>T8</w:t>
+        <w:t>T</w:t>
+      </w:r>
+      <w:r>
+        <w:rPr>
+          <w:rFonts w:ascii="Times New Roman" w:eastAsia="Times New Roman" w:hAnsi="Times New Roman" w:cs="Times New Roman"/>
+          <w:b/>
+          <w:bCs/>
+          <w:sz w:val="28"/>
+          <w:szCs w:val="28"/>
+        </w:rPr>
+        <w:t>8</w:t>
       </w:r>
       <w:r>
         <w:rPr>
@@ -4689,7 +5278,7 @@
           <w:sz w:val="28"/>
           <w:szCs w:val="28"/>
         </w:rPr>
-        <w:t xml:space="preserve"> вычисление индекса ведра для элемента </w:t>
+        <w:t xml:space="preserve"> распределение элементов по ведрам </w:t>
       </w:r>
     </w:p>
     <w:p>
@@ -4712,7 +5301,17 @@
           <w:sz w:val="28"/>
           <w:szCs w:val="28"/>
         </w:rPr>
-        <w:t>T9</w:t>
+        <w:t>T</w:t>
+      </w:r>
+      <w:r>
+        <w:rPr>
+          <w:rFonts w:ascii="Times New Roman" w:eastAsia="Times New Roman" w:hAnsi="Times New Roman" w:cs="Times New Roman"/>
+          <w:b/>
+          <w:bCs/>
+          <w:sz w:val="28"/>
+          <w:szCs w:val="28"/>
+        </w:rPr>
+        <w:t>9</w:t>
       </w:r>
       <w:r>
         <w:rPr>
@@ -4736,7 +5335,7 @@
           <w:sz w:val="28"/>
           <w:szCs w:val="28"/>
         </w:rPr>
-        <w:t xml:space="preserve"> сортировка каждого ведра </w:t>
+        <w:t xml:space="preserve"> вычисление индекса ведра для элемента </w:t>
       </w:r>
     </w:p>
     <w:p>
@@ -4759,7 +5358,74 @@
           <w:sz w:val="28"/>
           <w:szCs w:val="28"/>
         </w:rPr>
-        <w:t>T10</w:t>
+        <w:t>T</w:t>
+      </w:r>
+      <w:r>
+        <w:rPr>
+          <w:rFonts w:ascii="Times New Roman" w:eastAsia="Times New Roman" w:hAnsi="Times New Roman" w:cs="Times New Roman"/>
+          <w:b/>
+          <w:bCs/>
+          <w:sz w:val="28"/>
+          <w:szCs w:val="28"/>
+        </w:rPr>
+        <w:t>10</w:t>
+      </w:r>
+      <w:r>
+        <w:rPr>
+          <w:rFonts w:ascii="Times New Roman" w:eastAsia="Times New Roman" w:hAnsi="Times New Roman" w:cs="Times New Roman"/>
+          <w:sz w:val="28"/>
+          <w:szCs w:val="28"/>
+        </w:rPr>
+        <w:t xml:space="preserve"> </w:t>
+      </w:r>
+      <w:r>
+        <w:rPr>
+          <w:rFonts w:ascii="Times New Roman" w:eastAsia="Times New Roman" w:hAnsi="Times New Roman" w:cs="Times New Roman"/>
+          <w:sz w:val="28"/>
+          <w:szCs w:val="28"/>
+        </w:rPr>
+        <w:t>-</w:t>
+      </w:r>
+      <w:r>
+        <w:rPr>
+          <w:rFonts w:ascii="Times New Roman" w:eastAsia="Times New Roman" w:hAnsi="Times New Roman" w:cs="Times New Roman"/>
+          <w:sz w:val="28"/>
+          <w:szCs w:val="28"/>
+        </w:rPr>
+        <w:t xml:space="preserve"> сортировка каждого ведра </w:t>
+      </w:r>
+    </w:p>
+    <w:p>
+      <w:pPr>
+        <w:numPr>
+          <w:ilvl w:val="0"/>
+          <w:numId w:val="26"/>
+        </w:numPr>
+        <w:rPr>
+          <w:rFonts w:ascii="Times New Roman" w:eastAsia="Times New Roman" w:hAnsi="Times New Roman" w:cs="Times New Roman"/>
+          <w:sz w:val="28"/>
+          <w:szCs w:val="28"/>
+        </w:rPr>
+      </w:pPr>
+      <w:r>
+        <w:rPr>
+          <w:rFonts w:ascii="Times New Roman" w:eastAsia="Times New Roman" w:hAnsi="Times New Roman" w:cs="Times New Roman"/>
+          <w:b/>
+          <w:bCs/>
+          <w:sz w:val="28"/>
+          <w:szCs w:val="28"/>
+        </w:rPr>
+        <w:t>T1</w:t>
+      </w:r>
+      <w:r>
+        <w:rPr>
+          <w:rFonts w:ascii="Times New Roman" w:eastAsia="Times New Roman" w:hAnsi="Times New Roman" w:cs="Times New Roman"/>
+          <w:b/>
+          <w:bCs/>
+          <w:sz w:val="28"/>
+          <w:szCs w:val="28"/>
+        </w:rPr>
+        <w:t>1</w:t>
       </w:r>
       <w:r>
         <w:rPr>
@@ -6294,6 +6960,88 @@
         </w:rPr>
         <w:t>) → T4 → T5 → T6</w:t>
       </w:r>
+      <w:r>
+        <w:rPr>
+          <w:rFonts w:ascii="Times New Roman" w:eastAsia="Times New Roman" w:hAnsi="Times New Roman" w:cs="Times New Roman"/>
+          <w:b/>
+          <w:bCs/>
+          <w:sz w:val="28"/>
+          <w:szCs w:val="28"/>
+        </w:rPr>
+        <w:t>(</w:t>
+      </w:r>
+      <w:r>
+        <w:rPr>
+          <w:rFonts w:ascii="Times New Roman" w:eastAsia="Times New Roman" w:hAnsi="Times New Roman" w:cs="Times New Roman"/>
+          <w:b/>
+          <w:bCs/>
+          <w:sz w:val="28"/>
+          <w:szCs w:val="28"/>
+          <w:lang w:val="en-US"/>
+        </w:rPr>
+        <w:t>false</w:t>
+      </w:r>
+      <w:r>
+        <w:rPr>
+          <w:rFonts w:ascii="Times New Roman" w:eastAsia="Times New Roman" w:hAnsi="Times New Roman" w:cs="Times New Roman"/>
+          <w:b/>
+          <w:bCs/>
+          <w:sz w:val="28"/>
+          <w:szCs w:val="28"/>
+        </w:rPr>
+        <w:t>)</w:t>
+      </w:r>
+      <w:r>
+        <w:rPr>
+          <w:rFonts w:ascii="Times New Roman" w:eastAsia="Times New Roman" w:hAnsi="Times New Roman" w:cs="Times New Roman"/>
+          <w:b/>
+          <w:bCs/>
+          <w:sz w:val="28"/>
+          <w:szCs w:val="28"/>
+        </w:rPr>
+        <w:t xml:space="preserve"> </w:t>
+      </w:r>
+      <w:r>
+        <w:rPr>
+          <w:rFonts w:ascii="Times New Roman" w:eastAsia="Times New Roman" w:hAnsi="Times New Roman" w:cs="Times New Roman"/>
+          <w:b/>
+          <w:bCs/>
+          <w:sz w:val="28"/>
+          <w:szCs w:val="28"/>
+        </w:rPr>
+        <w:t>→</w:t>
+      </w:r>
+      <w:r>
+        <w:rPr>
+          <w:rFonts w:ascii="Times New Roman" w:eastAsia="Times New Roman" w:hAnsi="Times New Roman" w:cs="Times New Roman"/>
+          <w:b/>
+          <w:bCs/>
+          <w:sz w:val="28"/>
+          <w:szCs w:val="28"/>
+        </w:rPr>
+        <w:t xml:space="preserve"> </w:t>
+      </w:r>
+      <w:r>
+        <w:rPr>
+          <w:rFonts w:ascii="Times New Roman" w:eastAsia="Times New Roman" w:hAnsi="Times New Roman" w:cs="Times New Roman"/>
+          <w:b/>
+          <w:bCs/>
+          <w:sz w:val="28"/>
+          <w:szCs w:val="28"/>
+          <w:lang w:val="en-US"/>
+        </w:rPr>
+        <w:t>T</w:t>
+      </w:r>
+      <w:r>
+        <w:rPr>
+          <w:rFonts w:ascii="Times New Roman" w:eastAsia="Times New Roman" w:hAnsi="Times New Roman" w:cs="Times New Roman"/>
+          <w:b/>
+          <w:bCs/>
+          <w:sz w:val="28"/>
+          <w:szCs w:val="28"/>
+        </w:rPr>
+        <w:t>7</w:t>
+      </w:r>
     </w:p>
     <w:p>
       <w:pPr>
@@ -6449,7 +7197,99 @@
           <w:sz w:val="28"/>
           <w:szCs w:val="28"/>
         </w:rPr>
-        <w:t>) → T7 → T8 → T9 → T10</w:t>
+        <w:t>) → T7</w:t>
+      </w:r>
+      <w:r>
+        <w:rPr>
+          <w:rFonts w:ascii="Times New Roman" w:eastAsia="Times New Roman" w:hAnsi="Times New Roman" w:cs="Times New Roman"/>
+          <w:b/>
+          <w:bCs/>
+          <w:sz w:val="28"/>
+          <w:szCs w:val="28"/>
+        </w:rPr>
+        <w:t>(</w:t>
+      </w:r>
+      <w:r>
+        <w:rPr>
+          <w:rFonts w:ascii="Times New Roman" w:eastAsia="Times New Roman" w:hAnsi="Times New Roman" w:cs="Times New Roman"/>
+          <w:b/>
+          <w:bCs/>
+          <w:sz w:val="28"/>
+          <w:szCs w:val="28"/>
+          <w:lang w:val="en-US"/>
+        </w:rPr>
+        <w:t>false</w:t>
+      </w:r>
+      <w:r>
+        <w:rPr>
+          <w:rFonts w:ascii="Times New Roman" w:eastAsia="Times New Roman" w:hAnsi="Times New Roman" w:cs="Times New Roman"/>
+          <w:b/>
+          <w:bCs/>
+          <w:sz w:val="28"/>
+          <w:szCs w:val="28"/>
+        </w:rPr>
+        <w:t>)</w:t>
+      </w:r>
+      <w:r>
+        <w:rPr>
+          <w:rFonts w:ascii="Times New Roman" w:eastAsia="Times New Roman" w:hAnsi="Times New Roman" w:cs="Times New Roman"/>
+          <w:b/>
+          <w:bCs/>
+          <w:sz w:val="28"/>
+          <w:szCs w:val="28"/>
+        </w:rPr>
+        <w:t xml:space="preserve"> → T8 → T9 → T10</w:t>
+      </w:r>
+      <w:r>
+        <w:rPr>
+          <w:rFonts w:ascii="Times New Roman" w:eastAsia="Times New Roman" w:hAnsi="Times New Roman" w:cs="Times New Roman"/>
+          <w:b/>
+          <w:bCs/>
+          <w:sz w:val="28"/>
+          <w:szCs w:val="28"/>
+        </w:rPr>
+        <w:t xml:space="preserve"> </w:t>
+      </w:r>
+      <w:r>
+        <w:rPr>
+          <w:rFonts w:ascii="Times New Roman" w:eastAsia="Times New Roman" w:hAnsi="Times New Roman" w:cs="Times New Roman"/>
+          <w:b/>
+          <w:bCs/>
+          <w:sz w:val="28"/>
+          <w:szCs w:val="28"/>
+        </w:rPr>
+        <w:t>→</w:t>
+      </w:r>
+      <w:r>
+        <w:rPr>
+          <w:rFonts w:ascii="Times New Roman" w:eastAsia="Times New Roman" w:hAnsi="Times New Roman" w:cs="Times New Roman"/>
+          <w:b/>
+          <w:bCs/>
+          <w:sz w:val="28"/>
+          <w:szCs w:val="28"/>
+        </w:rPr>
+        <w:t xml:space="preserve"> </w:t>
+      </w:r>
+      <w:r>
+        <w:rPr>
+          <w:rFonts w:ascii="Times New Roman" w:eastAsia="Times New Roman" w:hAnsi="Times New Roman" w:cs="Times New Roman"/>
+          <w:b/>
+          <w:bCs/>
+          <w:sz w:val="28"/>
+          <w:szCs w:val="28"/>
+          <w:lang w:val="en-US"/>
+        </w:rPr>
+        <w:t>T</w:t>
+      </w:r>
+      <w:r>
+        <w:rPr>
+          <w:rFonts w:ascii="Times New Roman" w:eastAsia="Times New Roman" w:hAnsi="Times New Roman" w:cs="Times New Roman"/>
+          <w:b/>
+          <w:bCs/>
+          <w:sz w:val="28"/>
+          <w:szCs w:val="28"/>
+        </w:rPr>
+        <w:t>11</w:t>
       </w:r>
     </w:p>
     <w:p>
@@ -6861,31 +7701,24 @@
     </w:p>
     <w:p>
       <w:pPr>
-        <w:rPr>
-          <w:rFonts w:ascii="Times New Roman" w:eastAsia="Times New Roman" w:hAnsi="Times New Roman" w:cs="Times New Roman"/>
-          <w:sz w:val="28"/>
-          <w:szCs w:val="28"/>
-        </w:rPr>
-      </w:pPr>
-      <w:r>
-        <w:rPr>
-          <w:rFonts w:ascii="Times New Roman" w:eastAsia="Times New Roman" w:hAnsi="Times New Roman" w:cs="Times New Roman"/>
+        <w:pStyle w:val="1"/>
+        <w:rPr>
+          <w:sz w:val="28"/>
+          <w:szCs w:val="28"/>
+        </w:rPr>
+      </w:pPr>
+      <w:bookmarkStart w:id="4" w:name="_Toc225155541"/>
+      <w:r>
+        <w:rPr>
           <w:b/>
-          <w:sz w:val="30"/>
-          <w:szCs w:val="30"/>
         </w:rPr>
         <w:lastRenderedPageBreak/>
         <w:t xml:space="preserve">Задание 3: </w:t>
       </w:r>
       <w:r>
-        <w:rPr>
-          <w:rFonts w:ascii="Times New Roman" w:eastAsia="Times New Roman" w:hAnsi="Times New Roman" w:cs="Times New Roman"/>
-          <w:i/>
-          <w:sz w:val="30"/>
-          <w:szCs w:val="30"/>
-        </w:rPr>
         <w:t>Описание предметной области</w:t>
       </w:r>
+      <w:bookmarkEnd w:id="4"/>
     </w:p>
     <w:p>
       <w:pPr>
@@ -6894,6 +7727,7 @@
           <w:rFonts w:ascii="Times New Roman" w:eastAsia="Times New Roman" w:hAnsi="Times New Roman" w:cs="Times New Roman"/>
           <w:sz w:val="28"/>
           <w:szCs w:val="28"/>
+          <w:lang w:val="en-US"/>
         </w:rPr>
       </w:pPr>
       <w:r>
@@ -6904,10 +7738,10 @@
           <w:szCs w:val="28"/>
         </w:rPr>
         <w:drawing>
-          <wp:inline distT="0" distB="0" distL="0" distR="0" wp14:anchorId="0F403324" wp14:editId="27EB2CD5">
-            <wp:extent cx="5941060" cy="7473950"/>
-            <wp:effectExtent l="0" t="0" r="2540" b="0"/>
-            <wp:docPr id="1334916814" name="Рисунок 8"/>
+          <wp:inline distT="0" distB="0" distL="0" distR="0" wp14:anchorId="764DC8C6" wp14:editId="295E0AEE">
+            <wp:extent cx="3803205" cy="8367160"/>
+            <wp:effectExtent l="0" t="0" r="6985" b="0"/>
+            <wp:docPr id="764965047" name="Рисунок 13"/>
             <wp:cNvGraphicFramePr>
               <a:graphicFrameLocks xmlns:a="http://schemas.openxmlformats.org/drawingml/2006/main" noChangeAspect="1"/>
             </wp:cNvGraphicFramePr>
@@ -6915,7 +7749,7 @@
               <a:graphicData uri="http://schemas.openxmlformats.org/drawingml/2006/picture">
                 <pic:pic xmlns:pic="http://schemas.openxmlformats.org/drawingml/2006/picture">
                   <pic:nvPicPr>
-                    <pic:cNvPr id="0" name="Picture 80"/>
+                    <pic:cNvPr id="0" name="Picture 85"/>
                     <pic:cNvPicPr>
                       <a:picLocks noChangeAspect="1" noChangeArrowheads="1"/>
                     </pic:cNvPicPr>
@@ -6936,7 +7770,7 @@
                   <pic:spPr bwMode="auto">
                     <a:xfrm>
                       <a:off x="0" y="0"/>
-                      <a:ext cx="5941060" cy="7473950"/>
+                      <a:ext cx="3820315" cy="8404803"/>
                     </a:xfrm>
                     <a:prstGeom prst="rect">
                       <a:avLst/>
@@ -6998,6 +7832,7 @@
           <w:sz w:val="28"/>
           <w:szCs w:val="28"/>
         </w:rPr>
+        <w:lastRenderedPageBreak/>
         <w:t>Предметная область включает в себя:</w:t>
       </w:r>
     </w:p>
@@ -7154,7 +7989,6 @@
           <w:sz w:val="28"/>
           <w:szCs w:val="28"/>
         </w:rPr>
-        <w:lastRenderedPageBreak/>
         <w:t>Состояния - эмоциональное, внешне демонстрируемое, температура, запах, направление</w:t>
       </w:r>
     </w:p>
@@ -7775,6 +8609,7 @@
           <w:sz w:val="28"/>
           <w:szCs w:val="28"/>
         </w:rPr>
+        <w:lastRenderedPageBreak/>
         <w:t>shouldStoreName</w:t>
       </w:r>
       <w:proofErr w:type="spellEnd"/>
@@ -7890,7 +8725,6 @@
           <w:sz w:val="28"/>
           <w:szCs w:val="28"/>
         </w:rPr>
-        <w:lastRenderedPageBreak/>
         <w:t>shouldDetectDecaySmell</w:t>
       </w:r>
       <w:proofErr w:type="spellEnd"/>
@@ -8697,6 +9531,7 @@
           <w:sz w:val="28"/>
           <w:szCs w:val="28"/>
         </w:rPr>
+        <w:lastRenderedPageBreak/>
         <w:t>shouldTurnOffAutomaticallyWhenBatteryBecomesZero</w:t>
       </w:r>
       <w:proofErr w:type="spellEnd"/>
@@ -8802,7 +9637,6 @@
           <w:sz w:val="28"/>
           <w:szCs w:val="28"/>
         </w:rPr>
-        <w:lastRenderedPageBreak/>
         <w:t xml:space="preserve">Класс </w:t>
       </w:r>
       <w:proofErr w:type="spellStart"/>
@@ -9756,6 +10590,7 @@
           <w:sz w:val="28"/>
           <w:szCs w:val="28"/>
         </w:rPr>
+        <w:lastRenderedPageBreak/>
         <w:t>shouldShineFlashlight</w:t>
       </w:r>
       <w:proofErr w:type="spellEnd"/>
@@ -9856,7 +10691,6 @@
           <w:sz w:val="28"/>
           <w:szCs w:val="28"/>
         </w:rPr>
-        <w:lastRenderedPageBreak/>
         <w:drawing>
           <wp:inline distT="0" distB="0" distL="0" distR="0" wp14:anchorId="01DCA311" wp14:editId="3874DFD5">
             <wp:extent cx="2912534" cy="3370281"/>
@@ -10092,23 +10926,17 @@
     </w:p>
     <w:p>
       <w:pPr>
-        <w:rPr>
-          <w:rFonts w:ascii="Times New Roman" w:eastAsia="Times New Roman" w:hAnsi="Times New Roman" w:cs="Times New Roman"/>
-          <w:b/>
-          <w:sz w:val="36"/>
-          <w:szCs w:val="36"/>
-        </w:rPr>
-      </w:pPr>
-      <w:r>
-        <w:rPr>
-          <w:rFonts w:ascii="Times New Roman" w:eastAsia="Times New Roman" w:hAnsi="Times New Roman" w:cs="Times New Roman"/>
-          <w:b/>
-          <w:sz w:val="36"/>
-          <w:szCs w:val="36"/>
-        </w:rPr>
+        <w:pStyle w:val="1"/>
+        <w:rPr>
+          <w:lang w:val="en-US"/>
+        </w:rPr>
+      </w:pPr>
+      <w:bookmarkStart w:id="5" w:name="_Toc225155542"/>
+      <w:r>
         <w:lastRenderedPageBreak/>
-        <w:t>Выводы</w:t>
-      </w:r>
+        <w:t>Вывод</w:t>
+      </w:r>
+      <w:bookmarkEnd w:id="5"/>
     </w:p>
     <w:p>
       <w:pPr>
@@ -10228,8 +11056,8 @@
           <w:szCs w:val="28"/>
         </w:rPr>
       </w:pPr>
-      <w:bookmarkStart w:id="0" w:name="_gjdgxs" w:colFirst="0" w:colLast="0"/>
-      <w:bookmarkEnd w:id="0"/>
+      <w:bookmarkStart w:id="6" w:name="_gjdgxs" w:colFirst="0" w:colLast="0"/>
+      <w:bookmarkEnd w:id="6"/>
     </w:p>
     <w:sectPr>
       <w:headerReference w:type="default" r:id="rId19"/>
@@ -16083,6 +16911,35 @@
       <w:shd w:val="clear" w:color="auto" w:fill="E1DFDD"/>
     </w:rPr>
   </w:style>
+  <w:style w:type="paragraph" w:styleId="aa">
+    <w:name w:val="TOC Heading"/>
+    <w:basedOn w:val="1"/>
+    <w:next w:val="a"/>
+    <w:uiPriority w:val="39"/>
+    <w:unhideWhenUsed/>
+    <w:qFormat/>
+    <w:rsid w:val="00104F37"/>
+    <w:pPr>
+      <w:spacing w:line="259" w:lineRule="auto"/>
+      <w:outlineLvl w:val="9"/>
+    </w:pPr>
+    <w:rPr>
+      <w:rFonts w:asciiTheme="majorHAnsi" w:eastAsiaTheme="majorEastAsia" w:hAnsiTheme="majorHAnsi" w:cstheme="majorBidi"/>
+      <w:color w:val="365F91" w:themeColor="accent1" w:themeShade="BF"/>
+    </w:rPr>
+  </w:style>
+  <w:style w:type="paragraph" w:styleId="10">
+    <w:name w:val="toc 1"/>
+    <w:basedOn w:val="a"/>
+    <w:next w:val="a"/>
+    <w:autoRedefine/>
+    <w:uiPriority w:val="39"/>
+    <w:unhideWhenUsed/>
+    <w:rsid w:val="00104F37"/>
+    <w:pPr>
+      <w:spacing w:after="100"/>
+    </w:pPr>
+  </w:style>
 </w:styles>
 </file>
 
